--- a/transcribed_interviews/colombia_pablo_paramo_vf.docx
+++ b/transcribed_interviews/colombia_pablo_paramo_vf.docx
@@ -298,7 +298,7 @@
           <w:sz w:val="24"/>
           <w:szCs w:val="24"/>
         </w:rPr>
-        <w:t>[00:02 - 00:17] Porque me pareció como un poco extraña esa reunión, como de última hora se estaba acabando el gobierno y me pareció un poco, es que el Ministerio de Ciencias tiene muchos ríos, ¿no?</w:t>
+        <w:t>Porque me pareció como un poco extraña esa reunión, como de última hora se estaba acabando el gobierno y me pareció un poco, es que el Ministerio de Ciencias tiene muchos ríos, ¿no?</w:t>
       </w:r>
     </w:p>
     <w:p>
@@ -338,7 +338,7 @@
           <w:sz w:val="24"/>
           <w:szCs w:val="24"/>
         </w:rPr>
-        <w:t xml:space="preserve">[00:17 - 00:30] Sí, no, pues terrible. </w:t>
+        <w:t xml:space="preserve">Sí, no, pues terrible. </w:t>
       </w:r>
     </w:p>
     <w:p>
@@ -498,43 +498,43 @@
           <w:sz w:val="24"/>
           <w:szCs w:val="24"/>
         </w:rPr>
-        <w:t>[00:30 - 00:40] Sí, pedí año sabático para el año entrante y estoy haciendo trámites de residencia en los Estados Unidos.</w:t>
-      </w:r>
-    </w:p>
-    <w:p>
-      <w:pPr>
-        <w:jc w:val="both"/>
-        <w:rPr>
-          <w:rFonts w:ascii="Arial" w:hAnsi="Arial" w:cs="Arial"/>
-          <w:sz w:val="24"/>
-          <w:szCs w:val="24"/>
-        </w:rPr>
-      </w:pPr>
-      <w:r>
-        <w:rPr>
-          <w:rFonts w:ascii="Arial" w:hAnsi="Arial" w:cs="Arial"/>
-          <w:sz w:val="24"/>
-          <w:szCs w:val="24"/>
-        </w:rPr>
-        <w:t xml:space="preserve">[00:40 - 00:47] Ya tengo la Green Card, mi residencia, porque mis hijos están allá, mis dos hijos están allá hace ya varios años. </w:t>
-      </w:r>
-    </w:p>
-    <w:p>
-      <w:pPr>
-        <w:jc w:val="both"/>
-        <w:rPr>
-          <w:rFonts w:ascii="Arial" w:hAnsi="Arial" w:cs="Arial"/>
-          <w:sz w:val="24"/>
-          <w:szCs w:val="24"/>
-        </w:rPr>
-      </w:pPr>
-      <w:r>
-        <w:rPr>
-          <w:rFonts w:ascii="Arial" w:hAnsi="Arial" w:cs="Arial"/>
-          <w:sz w:val="24"/>
-          <w:szCs w:val="24"/>
-        </w:rPr>
-        <w:t xml:space="preserve">[00:48 - 00:59] Entonces es probable que me radique a partir del año entrante allá y me retire de la </w:t>
+        <w:t>Sí, pedí año sabático para el año entrante y estoy haciendo trámites de residencia en los Estados Unidos.</w:t>
+      </w:r>
+    </w:p>
+    <w:p>
+      <w:pPr>
+        <w:jc w:val="both"/>
+        <w:rPr>
+          <w:rFonts w:ascii="Arial" w:hAnsi="Arial" w:cs="Arial"/>
+          <w:sz w:val="24"/>
+          <w:szCs w:val="24"/>
+        </w:rPr>
+      </w:pPr>
+      <w:r>
+        <w:rPr>
+          <w:rFonts w:ascii="Arial" w:hAnsi="Arial" w:cs="Arial"/>
+          <w:sz w:val="24"/>
+          <w:szCs w:val="24"/>
+        </w:rPr>
+        <w:t xml:space="preserve">Ya tengo la Green Card, mi residencia, porque mis hijos están allá, mis dos hijos están allá hace ya varios años. </w:t>
+      </w:r>
+    </w:p>
+    <w:p>
+      <w:pPr>
+        <w:jc w:val="both"/>
+        <w:rPr>
+          <w:rFonts w:ascii="Arial" w:hAnsi="Arial" w:cs="Arial"/>
+          <w:sz w:val="24"/>
+          <w:szCs w:val="24"/>
+        </w:rPr>
+      </w:pPr>
+      <w:r>
+        <w:rPr>
+          <w:rFonts w:ascii="Arial" w:hAnsi="Arial" w:cs="Arial"/>
+          <w:sz w:val="24"/>
+          <w:szCs w:val="24"/>
+        </w:rPr>
+        <w:t xml:space="preserve">Entonces es probable que me radique a partir del año entrante allá y me retire de la </w:t>
       </w:r>
       <w:r>
         <w:rPr>
@@ -665,7 +665,7 @@
           <w:sz w:val="24"/>
           <w:szCs w:val="24"/>
         </w:rPr>
-        <w:t>[01:15 - 01:27] Entonces ya se graduó hace un año, dos años, está tomando un curso en NYU y probablemente me ubique en alguna de esas dos partes. Ellos me están pidiendo, me están diciendo que uno dice que, para acá, el otro dice que para allá.</w:t>
+        <w:t>Entonces ya se graduó hace un año, dos años, está tomando un curso en NYU y probablemente me ubique en alguna de esas dos partes. Ellos me están pidiendo, me están diciendo que uno dice que, para acá, el otro dice que para allá.</w:t>
       </w:r>
       <w:r>
         <w:rPr>
@@ -739,25 +739,25 @@
           <w:sz w:val="24"/>
           <w:szCs w:val="24"/>
         </w:rPr>
-        <w:t>[01:38 - 01:44] Pero pues sigo vinculado con la universidad. Pues sigo dando clases.</w:t>
-      </w:r>
-    </w:p>
-    <w:p>
-      <w:pPr>
-        <w:jc w:val="both"/>
-        <w:rPr>
-          <w:rFonts w:ascii="Arial" w:hAnsi="Arial" w:cs="Arial"/>
-          <w:sz w:val="24"/>
-          <w:szCs w:val="24"/>
-        </w:rPr>
-      </w:pPr>
-      <w:r>
-        <w:rPr>
-          <w:rFonts w:ascii="Arial" w:hAnsi="Arial" w:cs="Arial"/>
-          <w:sz w:val="24"/>
-          <w:szCs w:val="24"/>
-        </w:rPr>
-        <w:t xml:space="preserve">[01:45 - 01:57] Y estamos en este proyecto tan interesante con el TEC de Monterrey y otros proyectos que hay ahí. Pero sí, ya no estoy de tiempo completo. Ya no estoy de tiempo completo. </w:t>
+        <w:t>Pero pues sigo vinculado con la universidad. Pues sigo dando clases.</w:t>
+      </w:r>
+    </w:p>
+    <w:p>
+      <w:pPr>
+        <w:jc w:val="both"/>
+        <w:rPr>
+          <w:rFonts w:ascii="Arial" w:hAnsi="Arial" w:cs="Arial"/>
+          <w:sz w:val="24"/>
+          <w:szCs w:val="24"/>
+        </w:rPr>
+      </w:pPr>
+      <w:r>
+        <w:rPr>
+          <w:rFonts w:ascii="Arial" w:hAnsi="Arial" w:cs="Arial"/>
+          <w:sz w:val="24"/>
+          <w:szCs w:val="24"/>
+        </w:rPr>
+        <w:t xml:space="preserve">Y estamos en este proyecto tan interesante con el TEC de Monterrey y otros proyectos que hay ahí. Pero sí, ya no estoy de tiempo completo. Ya no estoy de tiempo completo. </w:t>
       </w:r>
     </w:p>
     <w:p>
@@ -837,7 +837,7 @@
           <w:sz w:val="24"/>
           <w:szCs w:val="24"/>
         </w:rPr>
-        <w:t xml:space="preserve">[01:57 - 02:10] Sí, pues estoy dando clase. Y vinculado a proyectos. Y pues participando en varias actividades. Los momentos están muy difíciles para la </w:t>
+        <w:t xml:space="preserve">Sí, pues estoy dando clase. Y vinculado a proyectos. Y pues participando en varias actividades. Los momentos están muy difíciles para la </w:t>
       </w:r>
       <w:r>
         <w:rPr>
@@ -871,7 +871,7 @@
           <w:sz w:val="24"/>
           <w:szCs w:val="24"/>
         </w:rPr>
-        <w:t xml:space="preserve">[02:10 - 02:22] No sé en la pedagógica cómo estará. Pero las universidades privadas están con problemas serios ahorita porque no hay matrículas. La gente no está yendo a la </w:t>
+        <w:t xml:space="preserve">No sé en la pedagógica cómo estará. Pero las universidades privadas están con problemas serios ahorita porque no hay matrículas. La gente no está yendo a la </w:t>
       </w:r>
       <w:r>
         <w:rPr>
@@ -905,25 +905,25 @@
           <w:sz w:val="24"/>
           <w:szCs w:val="24"/>
         </w:rPr>
-        <w:t>[02:23 - 02:29] Es impresionante, el cambio de la pandemia, además, es algo que todavía como que no entendemos muy bien en la mentalidad de estudiantes, profesores, directivos.</w:t>
-      </w:r>
-    </w:p>
-    <w:p>
-      <w:pPr>
-        <w:jc w:val="both"/>
-        <w:rPr>
-          <w:rFonts w:ascii="Arial" w:hAnsi="Arial" w:cs="Arial"/>
-          <w:sz w:val="24"/>
-          <w:szCs w:val="24"/>
-        </w:rPr>
-      </w:pPr>
-      <w:r>
-        <w:rPr>
-          <w:rFonts w:ascii="Arial" w:hAnsi="Arial" w:cs="Arial"/>
-          <w:sz w:val="24"/>
-          <w:szCs w:val="24"/>
-        </w:rPr>
-        <w:t xml:space="preserve">[02:36 - 02:47] Ahí pasó un fenómeno raro que todavía no sabemos bien cuáles son las consecuencias. </w:t>
+        <w:t>Es impresionante, el cambio de la pandemia, además, es algo que todavía como que no entendemos muy bien en la mentalidad de estudiantes, profesores, directivos.</w:t>
+      </w:r>
+    </w:p>
+    <w:p>
+      <w:pPr>
+        <w:jc w:val="both"/>
+        <w:rPr>
+          <w:rFonts w:ascii="Arial" w:hAnsi="Arial" w:cs="Arial"/>
+          <w:sz w:val="24"/>
+          <w:szCs w:val="24"/>
+        </w:rPr>
+      </w:pPr>
+      <w:r>
+        <w:rPr>
+          <w:rFonts w:ascii="Arial" w:hAnsi="Arial" w:cs="Arial"/>
+          <w:sz w:val="24"/>
+          <w:szCs w:val="24"/>
+        </w:rPr>
+        <w:t xml:space="preserve">Ahí pasó un fenómeno raro que todavía no sabemos bien cuáles son las consecuencias. </w:t>
       </w:r>
     </w:p>
     <w:p>
@@ -1158,7 +1158,7 @@
           <w:sz w:val="24"/>
           <w:szCs w:val="24"/>
         </w:rPr>
-        <w:t>[03:12 - 03:23] A ver si nos lo entregan, si la nación lo entrega. Y en ese caso ahí sí me gustaría lanzarme a la rectoría, porque eso sí, me gustaría estar al frente de un castillo.</w:t>
+        <w:t>A ver si nos lo entregan, si la nación lo entrega. Y en ese caso ahí sí me gustaría lanzarme a la rectoría, porque eso sí, me gustaría estar al frente de un castillo.</w:t>
       </w:r>
     </w:p>
     <w:p>
@@ -1198,7 +1198,7 @@
           <w:sz w:val="24"/>
           <w:szCs w:val="24"/>
         </w:rPr>
-        <w:t xml:space="preserve">[03:25 - 03:32] Ah, no. Pues a la altura de lo que usted siempre ha sido. </w:t>
+        <w:t xml:space="preserve">Ah, no. Pues a la altura de lo que usted siempre ha sido. </w:t>
       </w:r>
     </w:p>
     <w:p>
@@ -1294,25 +1294,25 @@
           <w:sz w:val="24"/>
           <w:szCs w:val="24"/>
         </w:rPr>
-        <w:t>[03:36 - 03:46] Bueno, también algo muy divertido en la citación de esta reunión, para que empecemos ya formalmente, es que me dijeron que sí, que el doctor Pedro Páramo había confirmado.</w:t>
-      </w:r>
-    </w:p>
-    <w:p>
-      <w:pPr>
-        <w:jc w:val="both"/>
-        <w:rPr>
-          <w:rFonts w:ascii="Arial" w:hAnsi="Arial" w:cs="Arial"/>
-          <w:sz w:val="24"/>
-          <w:szCs w:val="24"/>
-        </w:rPr>
-      </w:pPr>
-      <w:r>
-        <w:rPr>
-          <w:rFonts w:ascii="Arial" w:hAnsi="Arial" w:cs="Arial"/>
-          <w:sz w:val="24"/>
-          <w:szCs w:val="24"/>
-        </w:rPr>
-        <w:t xml:space="preserve">[03:46 - 03:59] Y dije, no, pues que Pedro Páramo es el de Juan Rulfo allá en México. Este es Pablo Páramo. </w:t>
+        <w:t>Bueno, también algo muy divertido en la citación de esta reunión, para que empecemos ya formalmente, es que me dijeron que sí, que el doctor Pedro Páramo había confirmado.</w:t>
+      </w:r>
+    </w:p>
+    <w:p>
+      <w:pPr>
+        <w:jc w:val="both"/>
+        <w:rPr>
+          <w:rFonts w:ascii="Arial" w:hAnsi="Arial" w:cs="Arial"/>
+          <w:sz w:val="24"/>
+          <w:szCs w:val="24"/>
+        </w:rPr>
+      </w:pPr>
+      <w:r>
+        <w:rPr>
+          <w:rFonts w:ascii="Arial" w:hAnsi="Arial" w:cs="Arial"/>
+          <w:sz w:val="24"/>
+          <w:szCs w:val="24"/>
+        </w:rPr>
+        <w:t xml:space="preserve">Y dije, no, pues que Pedro Páramo es el de Juan Rulfo allá en México. Este es Pablo Páramo. </w:t>
       </w:r>
     </w:p>
     <w:p>
@@ -1376,7 +1376,7 @@
           <w:sz w:val="24"/>
           <w:szCs w:val="24"/>
         </w:rPr>
-        <w:t>[03:59 - 04:05] Les digo, no, miren, Pedro Páramo es una novela. La mía es una trágic</w:t>
+        <w:t>Les digo, no, miren, Pedro Páramo es una novela. La mía es una trágic</w:t>
       </w:r>
       <w:r>
         <w:rPr>
@@ -1472,7 +1472,7 @@
           <w:sz w:val="24"/>
           <w:szCs w:val="24"/>
         </w:rPr>
-        <w:t xml:space="preserve">[04:06 - 04:18] Juan Rulfo se inventaba los nombres mirando las lápidas de los cementerios. </w:t>
+        <w:t xml:space="preserve">Juan Rulfo se inventaba los nombres mirando las lápidas de los cementerios. </w:t>
       </w:r>
     </w:p>
     <w:p>
@@ -1570,7 +1570,7 @@
           <w:sz w:val="24"/>
           <w:szCs w:val="24"/>
         </w:rPr>
-        <w:t xml:space="preserve">[04:18 - 04:30] Me tocó leerme esa novela desde muy joven, precisamente por la bendita confusión. </w:t>
+        <w:t xml:space="preserve">Me tocó leerme esa novela desde muy joven, precisamente por la bendita confusión. </w:t>
       </w:r>
     </w:p>
     <w:p>
@@ -1667,7 +1667,7 @@
           <w:sz w:val="24"/>
           <w:szCs w:val="24"/>
         </w:rPr>
-        <w:t xml:space="preserve">[04:30 - 04:43] No, no. </w:t>
+        <w:t xml:space="preserve">No, no. </w:t>
       </w:r>
     </w:p>
     <w:p>
@@ -2584,7 +2584,7 @@
           <w:sz w:val="24"/>
           <w:szCs w:val="24"/>
         </w:rPr>
-        <w:t xml:space="preserve">[08:29 - 08:41] No estoy familiarizado con el concepto. Trabajo en temas ambientales y urbanísticos a nivel de investigación y </w:t>
+        <w:t xml:space="preserve">No estoy familiarizado con el concepto. Trabajo en temas ambientales y urbanísticos a nivel de investigación y </w:t>
       </w:r>
       <w:r>
         <w:rPr>
@@ -2618,25 +2618,25 @@
           <w:sz w:val="24"/>
           <w:szCs w:val="24"/>
         </w:rPr>
-        <w:t>[08:44 - 08:58] Pues te hago un resumen de lo que yo hago para ver de qué manera se ajusta al florecimiento humano. Básicamente estudio dos aspectos que tienen que ver con el ambiente en términos amplios.</w:t>
-      </w:r>
-    </w:p>
-    <w:p>
-      <w:pPr>
-        <w:jc w:val="both"/>
-        <w:rPr>
-          <w:rFonts w:ascii="Arial" w:hAnsi="Arial" w:cs="Arial"/>
-          <w:sz w:val="24"/>
-          <w:szCs w:val="24"/>
-        </w:rPr>
-      </w:pPr>
-      <w:r>
-        <w:rPr>
-          <w:rFonts w:ascii="Arial" w:hAnsi="Arial" w:cs="Arial"/>
-          <w:sz w:val="24"/>
-          <w:szCs w:val="24"/>
-        </w:rPr>
-        <w:t xml:space="preserve">[08:59 - 09:14] El ambiente natural y el ambiente construido. Por ambiente natural, entendiendo esas relaciones con los ecosistemas, con la fauna, flora, los accidentes geográficos, las fuentes de agua, </w:t>
+        <w:t>Pues te hago un resumen de lo que yo hago para ver de qué manera se ajusta al florecimiento humano. Básicamente estudio dos aspectos que tienen que ver con el ambiente en términos amplios.</w:t>
+      </w:r>
+    </w:p>
+    <w:p>
+      <w:pPr>
+        <w:jc w:val="both"/>
+        <w:rPr>
+          <w:rFonts w:ascii="Arial" w:hAnsi="Arial" w:cs="Arial"/>
+          <w:sz w:val="24"/>
+          <w:szCs w:val="24"/>
+        </w:rPr>
+      </w:pPr>
+      <w:r>
+        <w:rPr>
+          <w:rFonts w:ascii="Arial" w:hAnsi="Arial" w:cs="Arial"/>
+          <w:sz w:val="24"/>
+          <w:szCs w:val="24"/>
+        </w:rPr>
+        <w:t xml:space="preserve">El ambiente natural y el ambiente construido. Por ambiente natural, entendiendo esas relaciones con los ecosistemas, con la fauna, flora, los accidentes geográficos, las fuentes de agua, </w:t>
       </w:r>
       <w:r>
         <w:rPr>
@@ -2670,25 +2670,25 @@
           <w:sz w:val="24"/>
           <w:szCs w:val="24"/>
         </w:rPr>
-        <w:t>[09:29 - 09:50] Muy particularmente en los últimos años, en lo que tiene que ver con el cambio climático. En cómo formar las nuevas generaciones a través de los estudiantes, de mis estudiantes, porque yo formo doctores en educación, para que mitiguemos y nos adaptemos a lo que se viene con el cambio climático.</w:t>
-      </w:r>
-    </w:p>
-    <w:p>
-      <w:pPr>
-        <w:jc w:val="both"/>
-        <w:rPr>
-          <w:rFonts w:ascii="Arial" w:hAnsi="Arial" w:cs="Arial"/>
-          <w:sz w:val="24"/>
-          <w:szCs w:val="24"/>
-        </w:rPr>
-      </w:pPr>
-      <w:r>
-        <w:rPr>
-          <w:rFonts w:ascii="Arial" w:hAnsi="Arial" w:cs="Arial"/>
-          <w:sz w:val="24"/>
-          <w:szCs w:val="24"/>
-        </w:rPr>
-        <w:t>[09:50 - 09:59] Entonces, esa, digámoslo así, es una línea importante. La otra línea es la que tiene que ver con urbanismo, que no está desligada</w:t>
+        <w:t>Muy particularmente en los últimos años, en lo que tiene que ver con el cambio climático. En cómo formar las nuevas generaciones a través de los estudiantes, de mis estudiantes, porque yo formo doctores en educación, para que mitiguemos y nos adaptemos a lo que se viene con el cambio climático.</w:t>
+      </w:r>
+    </w:p>
+    <w:p>
+      <w:pPr>
+        <w:jc w:val="both"/>
+        <w:rPr>
+          <w:rFonts w:ascii="Arial" w:hAnsi="Arial" w:cs="Arial"/>
+          <w:sz w:val="24"/>
+          <w:szCs w:val="24"/>
+        </w:rPr>
+      </w:pPr>
+      <w:r>
+        <w:rPr>
+          <w:rFonts w:ascii="Arial" w:hAnsi="Arial" w:cs="Arial"/>
+          <w:sz w:val="24"/>
+          <w:szCs w:val="24"/>
+        </w:rPr>
+        <w:t>Entonces, esa, digámoslo así, es una línea importante. La otra línea es la que tiene que ver con urbanismo, que no está desligada</w:t>
       </w:r>
       <w:r>
         <w:rPr>
@@ -2714,7 +2714,7 @@
           <w:sz w:val="24"/>
           <w:szCs w:val="24"/>
         </w:rPr>
-        <w:t xml:space="preserve">[10:00 - 10:08] </w:t>
+        <w:t xml:space="preserve"/>
       </w:r>
       <w:r>
         <w:rPr>
@@ -2813,7 +2813,7 @@
           <w:sz w:val="24"/>
           <w:szCs w:val="24"/>
         </w:rPr>
-        <w:t xml:space="preserve">[10:54 - 10:58] ¿Podrías darnos el nombre? </w:t>
+        <w:t xml:space="preserve">¿Podrías darnos el nombre? </w:t>
       </w:r>
     </w:p>
     <w:p>
@@ -2943,7 +2943,7 @@
           <w:sz w:val="24"/>
           <w:szCs w:val="24"/>
         </w:rPr>
-        <w:t>[11:12 - 11:18] Sí, yo creo que sí me suena, me suena. Si nos pudieras poner el email en el chat, te agradeceríamos.</w:t>
+        <w:t>Sí, yo creo que sí me suena, me suena. Si nos pudieras poner el email en el chat, te agradeceríamos.</w:t>
       </w:r>
     </w:p>
     <w:p>
@@ -2983,7 +2983,7 @@
           <w:sz w:val="24"/>
           <w:szCs w:val="24"/>
         </w:rPr>
-        <w:t xml:space="preserve">[11:19 - 11:27] Claro, claro. Bueno, somos dos personas nomás, pero </w:t>
+        <w:t xml:space="preserve">Claro, claro. Bueno, somos dos personas nomás, pero </w:t>
       </w:r>
       <w:r>
         <w:rPr>
@@ -3033,7 +3033,7 @@
           <w:sz w:val="24"/>
           <w:szCs w:val="24"/>
         </w:rPr>
-        <w:t xml:space="preserve">[11:46 - 11:58] Y nos complementamos muy bien, porque ella con su formación urbanística y yo como psicólogo ambiental, pues, integramos un buen equipo. Formamos estudiantes a nivel de maestría y de doctorado aquí llegan principalmente licenciados en educación, pero también hemos tenido médicos, hemos tenido varios psicólogos, hemos tenido ingenieros, ingenieros ambientales, biólogos, </w:t>
+        <w:t xml:space="preserve">Y nos complementamos muy bien, porque ella con su formación urbanística y yo como psicólogo ambiental, pues, integramos un buen equipo. Formamos estudiantes a nivel de maestría y de doctorado aquí llegan principalmente licenciados en educación, pero también hemos tenido médicos, hemos tenido varios psicólogos, hemos tenido ingenieros, ingenieros ambientales, biólogos, </w:t>
       </w:r>
       <w:r>
         <w:rPr>
@@ -3067,7 +3067,7 @@
           <w:sz w:val="24"/>
           <w:szCs w:val="24"/>
         </w:rPr>
-        <w:t>[12:21 - 12:30] Y entonces, en nuestro programa doctoral hay distintos énfasis. Y los estudiantes se inscriben</w:t>
+        <w:t>Y entonces, en nuestro programa doctoral hay distintos énfasis. Y los estudiantes se inscriben</w:t>
       </w:r>
       <w:r>
         <w:rPr>
@@ -3101,25 +3101,25 @@
           <w:sz w:val="24"/>
           <w:szCs w:val="24"/>
         </w:rPr>
-        <w:t>[12:30 - 12:44] Toman unos seminarios, digamos, unos seminarios comunes, pero algunas personas dicen, no, yo quiero trabajar con el profesor Páramo en los asuntos que tienen que ver con la sostenibilidad, el medio ambiente, la educación ambiental, etc.</w:t>
-      </w:r>
-    </w:p>
-    <w:p>
-      <w:pPr>
-        <w:jc w:val="both"/>
-        <w:rPr>
-          <w:rFonts w:ascii="Arial" w:hAnsi="Arial" w:cs="Arial"/>
-          <w:sz w:val="24"/>
-          <w:szCs w:val="24"/>
-        </w:rPr>
-      </w:pPr>
-      <w:r>
-        <w:rPr>
-          <w:rFonts w:ascii="Arial" w:hAnsi="Arial" w:cs="Arial"/>
-          <w:sz w:val="24"/>
-          <w:szCs w:val="24"/>
-        </w:rPr>
-        <w:t xml:space="preserve">[12:44 - 12:57] Y entonces se van inscribiendo. Nosotros tenemos, yo como profesor titular, tengo la posibilidad de recibir hasta cinco estudiantes, de </w:t>
+        <w:t>Toman unos seminarios, digamos, unos seminarios comunes, pero algunas personas dicen, no, yo quiero trabajar con el profesor Páramo en los asuntos que tienen que ver con la sostenibilidad, el medio ambiente, la educación ambiental, etc.</w:t>
+      </w:r>
+    </w:p>
+    <w:p>
+      <w:pPr>
+        <w:jc w:val="both"/>
+        <w:rPr>
+          <w:rFonts w:ascii="Arial" w:hAnsi="Arial" w:cs="Arial"/>
+          <w:sz w:val="24"/>
+          <w:szCs w:val="24"/>
+        </w:rPr>
+      </w:pPr>
+      <w:r>
+        <w:rPr>
+          <w:rFonts w:ascii="Arial" w:hAnsi="Arial" w:cs="Arial"/>
+          <w:sz w:val="24"/>
+          <w:szCs w:val="24"/>
+        </w:rPr>
+        <w:t xml:space="preserve">Y entonces se van inscribiendo. Nosotros tenemos, yo como profesor titular, tengo la posibilidad de recibir hasta cinco estudiantes, de </w:t>
       </w:r>
       <w:r>
         <w:rPr>
@@ -3154,7 +3154,7 @@
           <w:szCs w:val="24"/>
         </w:rPr>
         <w:lastRenderedPageBreak/>
-        <w:t>[12:58 - 12:59] Ok. Y ellos</w:t>
+        <w:t>Ok. Y ellos</w:t>
       </w:r>
       <w:r>
         <w:rPr>
@@ -3188,25 +3188,25 @@
           <w:sz w:val="24"/>
           <w:szCs w:val="24"/>
         </w:rPr>
-        <w:t>[13:26 - 13:33] Estos son los campos temáticos de nuestras líneas de investigación. ¿Qué nos diferencia a nosotros de otros grupos de investigación?</w:t>
-      </w:r>
-    </w:p>
-    <w:p>
-      <w:pPr>
-        <w:jc w:val="both"/>
-        <w:rPr>
-          <w:rFonts w:ascii="Arial" w:hAnsi="Arial" w:cs="Arial"/>
-          <w:sz w:val="24"/>
-          <w:szCs w:val="24"/>
-        </w:rPr>
-      </w:pPr>
-      <w:r>
-        <w:rPr>
-          <w:rFonts w:ascii="Arial" w:hAnsi="Arial" w:cs="Arial"/>
-          <w:sz w:val="24"/>
-          <w:szCs w:val="24"/>
-        </w:rPr>
-        <w:t xml:space="preserve">[13:34 - 13:46] Que trabajamos dentro de una perspectiva de estudios empíricos, muy centrados en un análisis científico de la realidad. La pedagógica, pues es, como tú sabes, una </w:t>
+        <w:t>Estos son los campos temáticos de nuestras líneas de investigación. ¿Qué nos diferencia a nosotros de otros grupos de investigación?</w:t>
+      </w:r>
+    </w:p>
+    <w:p>
+      <w:pPr>
+        <w:jc w:val="both"/>
+        <w:rPr>
+          <w:rFonts w:ascii="Arial" w:hAnsi="Arial" w:cs="Arial"/>
+          <w:sz w:val="24"/>
+          <w:szCs w:val="24"/>
+        </w:rPr>
+      </w:pPr>
+      <w:r>
+        <w:rPr>
+          <w:rFonts w:ascii="Arial" w:hAnsi="Arial" w:cs="Arial"/>
+          <w:sz w:val="24"/>
+          <w:szCs w:val="24"/>
+        </w:rPr>
+        <w:t xml:space="preserve">Que trabajamos dentro de una perspectiva de estudios empíricos, muy centrados en un análisis científico de la realidad. La pedagógica, pues es, como tú sabes, una </w:t>
       </w:r>
       <w:r>
         <w:rPr>
@@ -3256,7 +3256,7 @@
           <w:sz w:val="24"/>
           <w:szCs w:val="24"/>
         </w:rPr>
-        <w:t>[13:49 - 13:59] Están, no creo que me equivoque al decirlo, que en gran parte está ideologizada.  Yo no hago parte, ni algunos profesores no hacemos parte</w:t>
+        <w:t>Están, no creo que me equivoque al decirlo, que en gran parte está ideologizada.  Yo no hago parte, ni algunos profesores no hacemos parte</w:t>
       </w:r>
       <w:r>
         <w:rPr>
@@ -3306,7 +3306,7 @@
           <w:sz w:val="24"/>
           <w:szCs w:val="24"/>
         </w:rPr>
-        <w:t xml:space="preserve">[14:10 - 14:29] Yo trabajo más dentro de una perspectiva, no sé si llamarla racionalismo crítico, tipo </w:t>
+        <w:t xml:space="preserve">Yo trabajo más dentro de una perspectiva, no sé si llamarla racionalismo crítico, tipo </w:t>
       </w:r>
       <w:r>
         <w:rPr>
@@ -3378,43 +3378,43 @@
           <w:sz w:val="24"/>
           <w:szCs w:val="24"/>
         </w:rPr>
-        <w:t>[14:29 - 14:38] Observaciones directas del comportamiento. Y trabajamos dentro de esa perspectiva epistemológica varias estrategias de investigación.</w:t>
-      </w:r>
-    </w:p>
-    <w:p>
-      <w:pPr>
-        <w:jc w:val="both"/>
-        <w:rPr>
-          <w:rFonts w:ascii="Arial" w:hAnsi="Arial" w:cs="Arial"/>
-          <w:sz w:val="24"/>
-          <w:szCs w:val="24"/>
-        </w:rPr>
-      </w:pPr>
-      <w:r>
-        <w:rPr>
-          <w:rFonts w:ascii="Arial" w:hAnsi="Arial" w:cs="Arial"/>
-          <w:sz w:val="24"/>
-          <w:szCs w:val="24"/>
-        </w:rPr>
-        <w:t>[14:38 - 14:50] Nosotros aplicamos cuestionarios, hacemos etnografía, etnografía visual, hacemos experimentos de campo, muy dentro de esa perspectiva.</w:t>
-      </w:r>
-    </w:p>
-    <w:p>
-      <w:pPr>
-        <w:jc w:val="both"/>
-        <w:rPr>
-          <w:rFonts w:ascii="Arial" w:hAnsi="Arial" w:cs="Arial"/>
-          <w:sz w:val="24"/>
-          <w:szCs w:val="24"/>
-        </w:rPr>
-      </w:pPr>
-      <w:r>
-        <w:rPr>
-          <w:rFonts w:ascii="Arial" w:hAnsi="Arial" w:cs="Arial"/>
-          <w:sz w:val="24"/>
-          <w:szCs w:val="24"/>
-        </w:rPr>
-        <w:t>[14:50 - 15:01] Y así se forman mis estudiantes</w:t>
+        <w:t>Observaciones directas del comportamiento. Y trabajamos dentro de esa perspectiva epistemológica varias estrategias de investigación.</w:t>
+      </w:r>
+    </w:p>
+    <w:p>
+      <w:pPr>
+        <w:jc w:val="both"/>
+        <w:rPr>
+          <w:rFonts w:ascii="Arial" w:hAnsi="Arial" w:cs="Arial"/>
+          <w:sz w:val="24"/>
+          <w:szCs w:val="24"/>
+        </w:rPr>
+      </w:pPr>
+      <w:r>
+        <w:rPr>
+          <w:rFonts w:ascii="Arial" w:hAnsi="Arial" w:cs="Arial"/>
+          <w:sz w:val="24"/>
+          <w:szCs w:val="24"/>
+        </w:rPr>
+        <w:t>Nosotros aplicamos cuestionarios, hacemos etnografía, etnografía visual, hacemos experimentos de campo, muy dentro de esa perspectiva.</w:t>
+      </w:r>
+    </w:p>
+    <w:p>
+      <w:pPr>
+        <w:jc w:val="both"/>
+        <w:rPr>
+          <w:rFonts w:ascii="Arial" w:hAnsi="Arial" w:cs="Arial"/>
+          <w:sz w:val="24"/>
+          <w:szCs w:val="24"/>
+        </w:rPr>
+      </w:pPr>
+      <w:r>
+        <w:rPr>
+          <w:rFonts w:ascii="Arial" w:hAnsi="Arial" w:cs="Arial"/>
+          <w:sz w:val="24"/>
+          <w:szCs w:val="24"/>
+        </w:rPr>
+        <w:t>Y así se forman mis estudiantes</w:t>
       </w:r>
       <w:r>
         <w:rPr>
@@ -3498,43 +3498,43 @@
           <w:sz w:val="24"/>
           <w:szCs w:val="24"/>
         </w:rPr>
-        <w:t>[15:02 - 15:13] Digamos, así no lo hayas llamado florecimiento humano en estas investigaciones tan interesantes que has hecho sobre espacio público, cultura ciudadana.</w:t>
-      </w:r>
-    </w:p>
-    <w:p>
-      <w:pPr>
-        <w:jc w:val="both"/>
-        <w:rPr>
-          <w:rFonts w:ascii="Arial" w:hAnsi="Arial" w:cs="Arial"/>
-          <w:sz w:val="24"/>
-          <w:szCs w:val="24"/>
-        </w:rPr>
-      </w:pPr>
-      <w:r>
-        <w:rPr>
-          <w:rFonts w:ascii="Arial" w:hAnsi="Arial" w:cs="Arial"/>
-          <w:sz w:val="24"/>
-          <w:szCs w:val="24"/>
-        </w:rPr>
-        <w:t>[15:15 - 15:27] ¿Cómo ves la relación de esas investigaciones con el tema de bienestar o de calidad de vida de las personas y de la sociedad? ¿Cómo ves esa relación?</w:t>
-      </w:r>
-    </w:p>
-    <w:p>
-      <w:pPr>
-        <w:jc w:val="both"/>
-        <w:rPr>
-          <w:rFonts w:ascii="Arial" w:hAnsi="Arial" w:cs="Arial"/>
-          <w:sz w:val="24"/>
-          <w:szCs w:val="24"/>
-        </w:rPr>
-      </w:pPr>
-      <w:r>
-        <w:rPr>
-          <w:rFonts w:ascii="Arial" w:hAnsi="Arial" w:cs="Arial"/>
-          <w:sz w:val="24"/>
-          <w:szCs w:val="24"/>
-        </w:rPr>
-        <w:t>[15:27 - 15:32] ¿Cómo traes ese componente en tus investigaciones?</w:t>
+        <w:t>Digamos, así no lo hayas llamado florecimiento humano en estas investigaciones tan interesantes que has hecho sobre espacio público, cultura ciudadana.</w:t>
+      </w:r>
+    </w:p>
+    <w:p>
+      <w:pPr>
+        <w:jc w:val="both"/>
+        <w:rPr>
+          <w:rFonts w:ascii="Arial" w:hAnsi="Arial" w:cs="Arial"/>
+          <w:sz w:val="24"/>
+          <w:szCs w:val="24"/>
+        </w:rPr>
+      </w:pPr>
+      <w:r>
+        <w:rPr>
+          <w:rFonts w:ascii="Arial" w:hAnsi="Arial" w:cs="Arial"/>
+          <w:sz w:val="24"/>
+          <w:szCs w:val="24"/>
+        </w:rPr>
+        <w:t>¿Cómo ves la relación de esas investigaciones con el tema de bienestar o de calidad de vida de las personas y de la sociedad? ¿Cómo ves esa relación?</w:t>
+      </w:r>
+    </w:p>
+    <w:p>
+      <w:pPr>
+        <w:jc w:val="both"/>
+        <w:rPr>
+          <w:rFonts w:ascii="Arial" w:hAnsi="Arial" w:cs="Arial"/>
+          <w:sz w:val="24"/>
+          <w:szCs w:val="24"/>
+        </w:rPr>
+      </w:pPr>
+      <w:r>
+        <w:rPr>
+          <w:rFonts w:ascii="Arial" w:hAnsi="Arial" w:cs="Arial"/>
+          <w:sz w:val="24"/>
+          <w:szCs w:val="24"/>
+        </w:rPr>
+        <w:t>¿Cómo traes ese componente en tus investigaciones?</w:t>
       </w:r>
     </w:p>
     <w:p>
@@ -3555,7 +3555,7 @@
           <w:szCs w:val="24"/>
         </w:rPr>
         <w:lastRenderedPageBreak/>
-        <w:t>[15:32 - 15:46] Y si nos pudieras mencionar como cuáles son las más importantes que tienes, digamos, los artículos que has publicado, divulgación en jo</w:t>
+        <w:t>Y si nos pudieras mencionar como cuáles son las más importantes que tienes, digamos, los artículos que has publicado, divulgación en jo</w:t>
       </w:r>
       <w:r>
         <w:rPr>
@@ -3611,7 +3611,7 @@
           <w:sz w:val="24"/>
           <w:szCs w:val="24"/>
         </w:rPr>
-        <w:t>[15:46 - 15:58] Bueno, en efecto, hemos trabajado desde la perspectiva de calidad de vida. Es una de</w:t>
+        <w:t>Bueno, en efecto, hemos trabajado desde la perspectiva de calidad de vida. Es una de</w:t>
       </w:r>
       <w:r>
         <w:rPr>
@@ -3685,43 +3685,43 @@
           <w:sz w:val="24"/>
           <w:szCs w:val="24"/>
         </w:rPr>
-        <w:t>[16:15 - 16:24] Ese fue un estudio que realicé como con cinco o seis países, seis grupos de investigación a nivel latinoamericano y se encuentra en la red.</w:t>
-      </w:r>
-    </w:p>
-    <w:p>
-      <w:pPr>
-        <w:jc w:val="both"/>
-        <w:rPr>
-          <w:rFonts w:ascii="Arial" w:hAnsi="Arial" w:cs="Arial"/>
-          <w:sz w:val="24"/>
-          <w:szCs w:val="24"/>
-        </w:rPr>
-      </w:pPr>
-      <w:r>
-        <w:rPr>
-          <w:rFonts w:ascii="Arial" w:hAnsi="Arial" w:cs="Arial"/>
-          <w:sz w:val="24"/>
-          <w:szCs w:val="24"/>
-        </w:rPr>
-        <w:t>[16:25 - 16:36] No me acuerdo creo que lo publicó la revista Psychicology de España, si mal no recuerdo.</w:t>
-      </w:r>
-    </w:p>
-    <w:p>
-      <w:pPr>
-        <w:jc w:val="both"/>
-        <w:rPr>
-          <w:rFonts w:ascii="Arial" w:hAnsi="Arial" w:cs="Arial"/>
-          <w:sz w:val="24"/>
-          <w:szCs w:val="24"/>
-        </w:rPr>
-      </w:pPr>
-      <w:r>
-        <w:rPr>
-          <w:rFonts w:ascii="Arial" w:hAnsi="Arial" w:cs="Arial"/>
-          <w:sz w:val="24"/>
-          <w:szCs w:val="24"/>
-        </w:rPr>
-        <w:t>[16:36 - 16:47] Hay otro estudio que se llama Valoración del estado del ambiente en América Latina</w:t>
+        <w:t>Ese fue un estudio que realicé como con cinco o seis países, seis grupos de investigación a nivel latinoamericano y se encuentra en la red.</w:t>
+      </w:r>
+    </w:p>
+    <w:p>
+      <w:pPr>
+        <w:jc w:val="both"/>
+        <w:rPr>
+          <w:rFonts w:ascii="Arial" w:hAnsi="Arial" w:cs="Arial"/>
+          <w:sz w:val="24"/>
+          <w:szCs w:val="24"/>
+        </w:rPr>
+      </w:pPr>
+      <w:r>
+        <w:rPr>
+          <w:rFonts w:ascii="Arial" w:hAnsi="Arial" w:cs="Arial"/>
+          <w:sz w:val="24"/>
+          <w:szCs w:val="24"/>
+        </w:rPr>
+        <w:t>No me acuerdo creo que lo publicó la revista Psychicology de España, si mal no recuerdo.</w:t>
+      </w:r>
+    </w:p>
+    <w:p>
+      <w:pPr>
+        <w:jc w:val="both"/>
+        <w:rPr>
+          <w:rFonts w:ascii="Arial" w:hAnsi="Arial" w:cs="Arial"/>
+          <w:sz w:val="24"/>
+          <w:szCs w:val="24"/>
+        </w:rPr>
+      </w:pPr>
+      <w:r>
+        <w:rPr>
+          <w:rFonts w:ascii="Arial" w:hAnsi="Arial" w:cs="Arial"/>
+          <w:sz w:val="24"/>
+          <w:szCs w:val="24"/>
+        </w:rPr>
+        <w:t>Hay otro estudio que se llama Valoración del estado del ambiente en América Latina</w:t>
       </w:r>
       <w:r>
         <w:rPr>
@@ -3853,25 +3853,25 @@
           <w:sz w:val="24"/>
           <w:szCs w:val="24"/>
         </w:rPr>
-        <w:t>[17:36 - 17:54] Y bueno, esos estudios apuntan a que las condiciones de vida particularmente en los centros urbanos deben contemplar una serie de indicadores que midan el bienestar de la población frente a esa condición de vivir en los ambientes urbanos.</w:t>
-      </w:r>
-    </w:p>
-    <w:p>
-      <w:pPr>
-        <w:jc w:val="both"/>
-        <w:rPr>
-          <w:rFonts w:ascii="Arial" w:hAnsi="Arial" w:cs="Arial"/>
-          <w:sz w:val="24"/>
-          <w:szCs w:val="24"/>
-        </w:rPr>
-      </w:pPr>
-      <w:r>
-        <w:rPr>
-          <w:rFonts w:ascii="Arial" w:hAnsi="Arial" w:cs="Arial"/>
-          <w:sz w:val="24"/>
-          <w:szCs w:val="24"/>
-        </w:rPr>
-        <w:t>[17:54 - 18:05] Entonces yo propongo allí un modelo</w:t>
+        <w:t>Y bueno, esos estudios apuntan a que las condiciones de vida particularmente en los centros urbanos deben contemplar una serie de indicadores que midan el bienestar de la población frente a esa condición de vivir en los ambientes urbanos.</w:t>
+      </w:r>
+    </w:p>
+    <w:p>
+      <w:pPr>
+        <w:jc w:val="both"/>
+        <w:rPr>
+          <w:rFonts w:ascii="Arial" w:hAnsi="Arial" w:cs="Arial"/>
+          <w:sz w:val="24"/>
+          <w:szCs w:val="24"/>
+        </w:rPr>
+      </w:pPr>
+      <w:r>
+        <w:rPr>
+          <w:rFonts w:ascii="Arial" w:hAnsi="Arial" w:cs="Arial"/>
+          <w:sz w:val="24"/>
+          <w:szCs w:val="24"/>
+        </w:rPr>
+        <w:t>Entonces yo propongo allí un modelo</w:t>
       </w:r>
       <w:r>
         <w:rPr>
@@ -4039,7 +4039,7 @@
           <w:sz w:val="24"/>
           <w:szCs w:val="24"/>
         </w:rPr>
-        <w:t xml:space="preserve">[18:48 - 19:05] Ok, si te interpreto bien, digamos, y en la perspectiva en la que estamos, diríamos que las condiciones de habitabilidad de las ciudades, en este </w:t>
+        <w:t xml:space="preserve">Ok, si te interpreto bien, digamos, y en la perspectiva en la que estamos, diríamos que las condiciones de habitabilidad de las ciudades, en este </w:t>
       </w:r>
       <w:r>
         <w:rPr>
@@ -4082,7 +4082,7 @@
           <w:sz w:val="24"/>
           <w:szCs w:val="24"/>
         </w:rPr>
-        <w:t xml:space="preserve">[19:23 - 19:35] Entonces, en este caso, digamos, las condiciones urbanas de habitabilidad serían como un </w:t>
+        <w:t xml:space="preserve">Entonces, en este caso, digamos, las condiciones urbanas de habitabilidad serían como un </w:t>
       </w:r>
       <w:r>
         <w:rPr>
@@ -4180,7 +4180,7 @@
           <w:sz w:val="24"/>
           <w:szCs w:val="24"/>
         </w:rPr>
-        <w:t xml:space="preserve">[19:37 - 19:49] Olvidé mencionarte un artículo que creo que fue publicado en la revista Territorios, donde evaluó la importancia que </w:t>
+        <w:t xml:space="preserve">Olvidé mencionarte un artículo que creo que fue publicado en la revista Territorios, donde evaluó la importancia que </w:t>
       </w:r>
       <w:r>
         <w:rPr>
@@ -4214,7 +4214,7 @@
           <w:sz w:val="24"/>
           <w:szCs w:val="24"/>
         </w:rPr>
-        <w:t>[19:50 - 20:05] Entonces, haciendo un gráfico del estilo de los que tú manejas también, se muestra que hay una cantidad de ítems que la gente considera como importantes, pero con los cuales están muy poco satis</w:t>
+        <w:t>Entonces, haciendo un gráfico del estilo de los que tú manejas también, se muestra que hay una cantidad de ítems que la gente considera como importantes, pero con los cuales están muy poco satis</w:t>
       </w:r>
       <w:r>
         <w:rPr>
@@ -4240,7 +4240,7 @@
           <w:sz w:val="24"/>
           <w:szCs w:val="24"/>
         </w:rPr>
-        <w:t>[20:05 - 20:21] Son las dos cruces, las dos cruces de variables,</w:t>
+        <w:t>Son las dos cruces, las dos cruces de variables,</w:t>
       </w:r>
       <w:r>
         <w:rPr>
@@ -4296,25 +4296,25 @@
           <w:sz w:val="24"/>
           <w:szCs w:val="24"/>
         </w:rPr>
-        <w:t>[20:21 - 20:34] Correcto. No, pues qué interesante y qué importante trabajo. ¿Podrías contarnos un poco más acerca de cómo divulgas, digamos, esos trabajos?</w:t>
-      </w:r>
-    </w:p>
-    <w:p>
-      <w:pPr>
-        <w:jc w:val="both"/>
-        <w:rPr>
-          <w:rFonts w:ascii="Arial" w:hAnsi="Arial" w:cs="Arial"/>
-          <w:sz w:val="24"/>
-          <w:szCs w:val="24"/>
-        </w:rPr>
-      </w:pPr>
-      <w:r>
-        <w:rPr>
-          <w:rFonts w:ascii="Arial" w:hAnsi="Arial" w:cs="Arial"/>
-          <w:sz w:val="24"/>
-          <w:szCs w:val="24"/>
-        </w:rPr>
-        <w:t>[20:35 - 21:05] ¿Cuáles han sido</w:t>
+        <w:t>Correcto. No, pues qué interesante y qué importante trabajo. ¿Podrías contarnos un poco más acerca de cómo divulgas, digamos, esos trabajos?</w:t>
+      </w:r>
+    </w:p>
+    <w:p>
+      <w:pPr>
+        <w:jc w:val="both"/>
+        <w:rPr>
+          <w:rFonts w:ascii="Arial" w:hAnsi="Arial" w:cs="Arial"/>
+          <w:sz w:val="24"/>
+          <w:szCs w:val="24"/>
+        </w:rPr>
+      </w:pPr>
+      <w:r>
+        <w:rPr>
+          <w:rFonts w:ascii="Arial" w:hAnsi="Arial" w:cs="Arial"/>
+          <w:sz w:val="24"/>
+          <w:szCs w:val="24"/>
+        </w:rPr>
+        <w:t>¿Cuáles han sido</w:t>
       </w:r>
       <w:r>
         <w:rPr>
@@ -4394,7 +4394,7 @@
           <w:sz w:val="24"/>
           <w:szCs w:val="24"/>
         </w:rPr>
-        <w:t xml:space="preserve">[21:05 - 21:27] Bueno, entonces son dos tipos de preguntas. Primero te voy a hablar de la difusión del conocimiento que generamos a partir del grupo de investigación. Al estar en una </w:t>
+        <w:t xml:space="preserve">Bueno, entonces son dos tipos de preguntas. Primero te voy a hablar de la difusión del conocimiento que generamos a partir del grupo de investigación. Al estar en una </w:t>
       </w:r>
       <w:r>
         <w:rPr>
@@ -4503,7 +4503,7 @@
           <w:sz w:val="24"/>
           <w:szCs w:val="24"/>
         </w:rPr>
-        <w:t xml:space="preserve">[21:59 - 22:04] Revistas que estén en </w:t>
+        <w:t xml:space="preserve">Revistas que estén en </w:t>
       </w:r>
       <w:commentRangeStart w:id="1"/>
       <w:r>
@@ -4557,7 +4557,7 @@
           <w:sz w:val="24"/>
           <w:szCs w:val="24"/>
         </w:rPr>
-        <w:t xml:space="preserve">[22:05 - 22:13] Soy de los profesores de más alto puntaje aquí en la </w:t>
+        <w:t xml:space="preserve">Soy de los profesores de más alto puntaje aquí en la </w:t>
       </w:r>
       <w:r>
         <w:rPr>
@@ -4591,7 +4591,7 @@
           <w:sz w:val="24"/>
           <w:szCs w:val="24"/>
         </w:rPr>
-        <w:t xml:space="preserve">[22:14 - 22:25] Entonces publicamos mucho, también publicamos libros, la </w:t>
+        <w:t xml:space="preserve">Entonces publicamos mucho, también publicamos libros, la </w:t>
       </w:r>
       <w:r>
         <w:rPr>
@@ -4625,25 +4625,25 @@
           <w:sz w:val="24"/>
           <w:szCs w:val="24"/>
         </w:rPr>
-        <w:t>[22:26 - 22:36] Entonces, y esos libros se publican a través de medios digitales y también en físico. Entonces eso hace que tengamos una buena audiencia en el mundo académico.</w:t>
-      </w:r>
-    </w:p>
-    <w:p>
-      <w:pPr>
-        <w:jc w:val="both"/>
-        <w:rPr>
-          <w:rFonts w:ascii="Arial" w:hAnsi="Arial" w:cs="Arial"/>
-          <w:sz w:val="24"/>
-          <w:szCs w:val="24"/>
-        </w:rPr>
-      </w:pPr>
-      <w:r>
-        <w:rPr>
-          <w:rFonts w:ascii="Arial" w:hAnsi="Arial" w:cs="Arial"/>
-          <w:sz w:val="24"/>
-          <w:szCs w:val="24"/>
-        </w:rPr>
-        <w:t>[22:36 - 22:43] Yo hago parte de la red de ResearchGate, creo que estás ahí también</w:t>
+        <w:t>Entonces, y esos libros se publican a través de medios digitales y también en físico. Entonces eso hace que tengamos una buena audiencia en el mundo académico.</w:t>
+      </w:r>
+    </w:p>
+    <w:p>
+      <w:pPr>
+        <w:jc w:val="both"/>
+        <w:rPr>
+          <w:rFonts w:ascii="Arial" w:hAnsi="Arial" w:cs="Arial"/>
+          <w:sz w:val="24"/>
+          <w:szCs w:val="24"/>
+        </w:rPr>
+      </w:pPr>
+      <w:r>
+        <w:rPr>
+          <w:rFonts w:ascii="Arial" w:hAnsi="Arial" w:cs="Arial"/>
+          <w:sz w:val="24"/>
+          <w:szCs w:val="24"/>
+        </w:rPr>
+        <w:t>Yo hago parte de la red de ResearchGate, creo que estás ahí también</w:t>
       </w:r>
       <w:r>
         <w:rPr>
@@ -4669,25 +4669,25 @@
           <w:sz w:val="24"/>
           <w:szCs w:val="24"/>
         </w:rPr>
-        <w:t>[22:43 - 22:55] Bueno, y en esa red donde hay millones de investigadores, pues yo estoy bien rankeado ahí, quiere decir que soy consultado por una buena parte de la comunidad académica de esa red.</w:t>
-      </w:r>
-    </w:p>
-    <w:p>
-      <w:pPr>
-        <w:jc w:val="both"/>
-        <w:rPr>
-          <w:rFonts w:ascii="Arial" w:hAnsi="Arial" w:cs="Arial"/>
-          <w:sz w:val="24"/>
-          <w:szCs w:val="24"/>
-        </w:rPr>
-      </w:pPr>
-      <w:r>
-        <w:rPr>
-          <w:rFonts w:ascii="Arial" w:hAnsi="Arial" w:cs="Arial"/>
-          <w:sz w:val="24"/>
-          <w:szCs w:val="24"/>
-        </w:rPr>
-        <w:t xml:space="preserve">[22:55 - 23:05] Pero también hago parte de redes internacionales, como por ejemplo de grupos internacionales. Por </w:t>
+        <w:t>Bueno, y en esa red donde hay millones de investigadores, pues yo estoy bien rankeado ahí, quiere decir que soy consultado por una buena parte de la comunidad académica de esa red.</w:t>
+      </w:r>
+    </w:p>
+    <w:p>
+      <w:pPr>
+        <w:jc w:val="both"/>
+        <w:rPr>
+          <w:rFonts w:ascii="Arial" w:hAnsi="Arial" w:cs="Arial"/>
+          <w:sz w:val="24"/>
+          <w:szCs w:val="24"/>
+        </w:rPr>
+      </w:pPr>
+      <w:r>
+        <w:rPr>
+          <w:rFonts w:ascii="Arial" w:hAnsi="Arial" w:cs="Arial"/>
+          <w:sz w:val="24"/>
+          <w:szCs w:val="24"/>
+        </w:rPr>
+        <w:t xml:space="preserve">Pero también hago parte de redes internacionales, como por ejemplo de grupos internacionales. Por </w:t>
       </w:r>
       <w:r>
         <w:rPr>
@@ -4753,7 +4753,7 @@
           <w:sz w:val="24"/>
           <w:szCs w:val="24"/>
         </w:rPr>
-        <w:t>[23:09 - 23:22] Entonces yo voy a los eventos, participo en eventos y he estado en Lisboa, en Frankfurt, en Berlín, en</w:t>
+        <w:t>Entonces yo voy a los eventos, participo en eventos y he estado en Lisboa, en Frankfurt, en Berlín, en</w:t>
       </w:r>
       <w:r>
         <w:rPr>
@@ -4787,25 +4787,25 @@
           <w:sz w:val="24"/>
           <w:szCs w:val="24"/>
         </w:rPr>
-        <w:t>[23:30 - 23:42] Está también la otra, que es la Conferencia Internacional de Estudios Sociales y Humanos, una cosa así, de ciencias sociales y humanas.</w:t>
-      </w:r>
-    </w:p>
-    <w:p>
-      <w:pPr>
-        <w:jc w:val="both"/>
-        <w:rPr>
-          <w:rFonts w:ascii="Arial" w:hAnsi="Arial" w:cs="Arial"/>
-          <w:sz w:val="24"/>
-          <w:szCs w:val="24"/>
-        </w:rPr>
-      </w:pPr>
-      <w:r>
-        <w:rPr>
-          <w:rFonts w:ascii="Arial" w:hAnsi="Arial" w:cs="Arial"/>
-          <w:sz w:val="24"/>
-          <w:szCs w:val="24"/>
-        </w:rPr>
-        <w:t xml:space="preserve">[23:43 - 23:51] Entonces en esa estuve el año pasado en Praga y ahorita me voy en junio a </w:t>
+        <w:t>Está también la otra, que es la Conferencia Internacional de Estudios Sociales y Humanos, una cosa así, de ciencias sociales y humanas.</w:t>
+      </w:r>
+    </w:p>
+    <w:p>
+      <w:pPr>
+        <w:jc w:val="both"/>
+        <w:rPr>
+          <w:rFonts w:ascii="Arial" w:hAnsi="Arial" w:cs="Arial"/>
+          <w:sz w:val="24"/>
+          <w:szCs w:val="24"/>
+        </w:rPr>
+      </w:pPr>
+      <w:r>
+        <w:rPr>
+          <w:rFonts w:ascii="Arial" w:hAnsi="Arial" w:cs="Arial"/>
+          <w:sz w:val="24"/>
+          <w:szCs w:val="24"/>
+        </w:rPr>
+        <w:t xml:space="preserve">Entonces en esa estuve el año pasado en Praga y ahorita me voy en junio a </w:t>
       </w:r>
       <w:r>
         <w:rPr>
@@ -4839,25 +4839,25 @@
           <w:sz w:val="24"/>
           <w:szCs w:val="24"/>
         </w:rPr>
-        <w:t xml:space="preserve">[23:51 - 23:59] Entonces yo participo de muchos eventos académicos a nivel internacional, presentando trabajos de investigación. </w:t>
-      </w:r>
-    </w:p>
-    <w:p>
-      <w:pPr>
-        <w:jc w:val="both"/>
-        <w:rPr>
-          <w:rFonts w:ascii="Arial" w:hAnsi="Arial" w:cs="Arial"/>
-          <w:sz w:val="24"/>
-          <w:szCs w:val="24"/>
-        </w:rPr>
-      </w:pPr>
-      <w:r>
-        <w:rPr>
-          <w:rFonts w:ascii="Arial" w:hAnsi="Arial" w:cs="Arial"/>
-          <w:sz w:val="24"/>
-          <w:szCs w:val="24"/>
-        </w:rPr>
-        <w:t>[24:03 - 24:12] Eso en cuanto a la divulgación del conocimiento, o sea, a nivel de las revistas, libros, eventos internacionales</w:t>
+        <w:t xml:space="preserve">Entonces yo participo de muchos eventos académicos a nivel internacional, presentando trabajos de investigación. </w:t>
+      </w:r>
+    </w:p>
+    <w:p>
+      <w:pPr>
+        <w:jc w:val="both"/>
+        <w:rPr>
+          <w:rFonts w:ascii="Arial" w:hAnsi="Arial" w:cs="Arial"/>
+          <w:sz w:val="24"/>
+          <w:szCs w:val="24"/>
+        </w:rPr>
+      </w:pPr>
+      <w:r>
+        <w:rPr>
+          <w:rFonts w:ascii="Arial" w:hAnsi="Arial" w:cs="Arial"/>
+          <w:sz w:val="24"/>
+          <w:szCs w:val="24"/>
+        </w:rPr>
+        <w:t>Eso en cuanto a la divulgación del conocimiento, o sea, a nivel de las revistas, libros, eventos internacionales</w:t>
       </w:r>
       <w:r>
         <w:rPr>
@@ -4883,7 +4883,7 @@
           <w:sz w:val="24"/>
           <w:szCs w:val="24"/>
         </w:rPr>
-        <w:t>[24:12 - 24:22] Ah, bueno, eso es gracias a que la universidad me financia</w:t>
+        <w:t>Ah, bueno, eso es gracias a que la universidad me financia</w:t>
       </w:r>
       <w:r>
         <w:rPr>
@@ -4925,7 +4925,7 @@
           <w:sz w:val="24"/>
           <w:szCs w:val="24"/>
         </w:rPr>
-        <w:t xml:space="preserve">[24:22 - 24:31] Ese es un punto muy importante que deben tener en cuenta ustedes allí. Porque la </w:t>
+        <w:t xml:space="preserve">Ese es un punto muy importante que deben tener en cuenta ustedes allí. Porque la </w:t>
       </w:r>
       <w:r>
         <w:rPr>
@@ -4992,7 +4992,7 @@
           <w:szCs w:val="24"/>
         </w:rPr>
         <w:lastRenderedPageBreak/>
-        <w:t xml:space="preserve">[24:31 - 24:45] Y yo, tenemos que participar, concursar, y he tenido la fortuna de que la mayor parte de los años me financian, o sea, paso los criterios que me pide la </w:t>
+        <w:t xml:space="preserve">Y yo, tenemos que participar, concursar, y he tenido la fortuna de que la mayor parte de los años me financian, o sea, paso los criterios que me pide la </w:t>
       </w:r>
       <w:r>
         <w:rPr>
@@ -5026,7 +5026,7 @@
           <w:sz w:val="24"/>
           <w:szCs w:val="24"/>
         </w:rPr>
-        <w:t>[24:45 - 24:55] Eso es con doble ciego, los evalúo en los proyectos. Claro, ha habido años en que no me han financiado proyectos, pero la mayor, digamos, el c</w:t>
+        <w:t>Eso es con doble ciego, los evalúo en los proyectos. Claro, ha habido años en que no me han financiado proyectos, pero la mayor, digamos, el c</w:t>
       </w:r>
       <w:r>
         <w:rPr>
@@ -5060,25 +5060,25 @@
           <w:sz w:val="24"/>
           <w:szCs w:val="24"/>
         </w:rPr>
-        <w:t>[24:55 - 25:05] Y gracias a eso, pues, entonces puedo contratar personas, puedo viajar a los congresos. Puedo publicar libros, etcétera.</w:t>
-      </w:r>
-    </w:p>
-    <w:p>
-      <w:pPr>
-        <w:jc w:val="both"/>
-        <w:rPr>
-          <w:rFonts w:ascii="Arial" w:hAnsi="Arial" w:cs="Arial"/>
-          <w:sz w:val="24"/>
-          <w:szCs w:val="24"/>
-        </w:rPr>
-      </w:pPr>
-      <w:r>
-        <w:rPr>
-          <w:rFonts w:ascii="Arial" w:hAnsi="Arial" w:cs="Arial"/>
-          <w:sz w:val="24"/>
-          <w:szCs w:val="24"/>
-        </w:rPr>
-        <w:t xml:space="preserve">[25:05 - 25:18] Entonces, ahí ha habido un aporte muy importante de la universidad. Sin eso, no obtendríamos el protagonismo que tenemos a nivel internacional. </w:t>
+        <w:t>Y gracias a eso, pues, entonces puedo contratar personas, puedo viajar a los congresos. Puedo publicar libros, etcétera.</w:t>
+      </w:r>
+    </w:p>
+    <w:p>
+      <w:pPr>
+        <w:jc w:val="both"/>
+        <w:rPr>
+          <w:rFonts w:ascii="Arial" w:hAnsi="Arial" w:cs="Arial"/>
+          <w:sz w:val="24"/>
+          <w:szCs w:val="24"/>
+        </w:rPr>
+      </w:pPr>
+      <w:r>
+        <w:rPr>
+          <w:rFonts w:ascii="Arial" w:hAnsi="Arial" w:cs="Arial"/>
+          <w:sz w:val="24"/>
+          <w:szCs w:val="24"/>
+        </w:rPr>
+        <w:t xml:space="preserve">Entonces, ahí ha habido un aporte muy importante de la universidad. Sin eso, no obtendríamos el protagonismo que tenemos a nivel internacional. </w:t>
       </w:r>
     </w:p>
     <w:p>
@@ -5162,43 +5162,43 @@
           <w:sz w:val="24"/>
           <w:szCs w:val="24"/>
         </w:rPr>
-        <w:t>[25:37 - 25:44] Entonces llegan muy bien formados como académicos, por lo menos tienen una buena base.</w:t>
-      </w:r>
-    </w:p>
-    <w:p>
-      <w:pPr>
-        <w:jc w:val="both"/>
-        <w:rPr>
-          <w:rFonts w:ascii="Arial" w:hAnsi="Arial" w:cs="Arial"/>
-          <w:sz w:val="24"/>
-          <w:szCs w:val="24"/>
-        </w:rPr>
-      </w:pPr>
-      <w:r>
-        <w:rPr>
-          <w:rFonts w:ascii="Arial" w:hAnsi="Arial" w:cs="Arial"/>
-          <w:sz w:val="24"/>
-          <w:szCs w:val="24"/>
-        </w:rPr>
-        <w:t>[25:44 - 25:53] Ellos escriben bien, se expresan bien, tienen trabajo, todos trabajan, muy contadas excepciones.</w:t>
-      </w:r>
-    </w:p>
-    <w:p>
-      <w:pPr>
-        <w:jc w:val="both"/>
-        <w:rPr>
-          <w:rFonts w:ascii="Arial" w:hAnsi="Arial" w:cs="Arial"/>
-          <w:sz w:val="24"/>
-          <w:szCs w:val="24"/>
-        </w:rPr>
-      </w:pPr>
-      <w:r>
-        <w:rPr>
-          <w:rFonts w:ascii="Arial" w:hAnsi="Arial" w:cs="Arial"/>
-          <w:sz w:val="24"/>
-          <w:szCs w:val="24"/>
-        </w:rPr>
-        <w:t xml:space="preserve">[25:53 - 26:05] Son personas que se financian con sus propios recursos, se financian principalmente por becas que les da la Secretaría de Educación. Y </w:t>
+        <w:t>Entonces llegan muy bien formados como académicos, por lo menos tienen una buena base.</w:t>
+      </w:r>
+    </w:p>
+    <w:p>
+      <w:pPr>
+        <w:jc w:val="both"/>
+        <w:rPr>
+          <w:rFonts w:ascii="Arial" w:hAnsi="Arial" w:cs="Arial"/>
+          <w:sz w:val="24"/>
+          <w:szCs w:val="24"/>
+        </w:rPr>
+      </w:pPr>
+      <w:r>
+        <w:rPr>
+          <w:rFonts w:ascii="Arial" w:hAnsi="Arial" w:cs="Arial"/>
+          <w:sz w:val="24"/>
+          <w:szCs w:val="24"/>
+        </w:rPr>
+        <w:t>Ellos escriben bien, se expresan bien, tienen trabajo, todos trabajan, muy contadas excepciones.</w:t>
+      </w:r>
+    </w:p>
+    <w:p>
+      <w:pPr>
+        <w:jc w:val="both"/>
+        <w:rPr>
+          <w:rFonts w:ascii="Arial" w:hAnsi="Arial" w:cs="Arial"/>
+          <w:sz w:val="24"/>
+          <w:szCs w:val="24"/>
+        </w:rPr>
+      </w:pPr>
+      <w:r>
+        <w:rPr>
+          <w:rFonts w:ascii="Arial" w:hAnsi="Arial" w:cs="Arial"/>
+          <w:sz w:val="24"/>
+          <w:szCs w:val="24"/>
+        </w:rPr>
+        <w:t xml:space="preserve">Son personas que se financian con sus propios recursos, se financian principalmente por becas que les da la Secretaría de Educación. Y </w:t>
       </w:r>
       <w:r>
         <w:rPr>
@@ -5232,7 +5232,7 @@
           <w:sz w:val="24"/>
           <w:szCs w:val="24"/>
         </w:rPr>
-        <w:t>[26:06 - 26:16] Los otros son de otras disciplinas, como te digo. Yo he tenido alumnos médicos, biólogos, psicólogos, y vienen con becas del ministerio o de la secretaría.</w:t>
+        <w:t>Los otros son de otras disciplinas, como te digo. Yo he tenido alumnos médicos, biólogos, psicólogos, y vienen con becas del ministerio o de la secretaría.</w:t>
       </w:r>
       <w:r>
         <w:rPr>
@@ -5282,7 +5282,7 @@
           <w:sz w:val="24"/>
           <w:szCs w:val="24"/>
         </w:rPr>
-        <w:t>[26:30 - 26:37] Ni con la forma de hablar</w:t>
+        <w:t>Ni con la forma de hablar</w:t>
       </w:r>
       <w:r>
         <w:rPr>
@@ -5316,7 +5316,7 @@
           <w:sz w:val="24"/>
           <w:szCs w:val="24"/>
         </w:rPr>
-        <w:t>[26:38 - 26:47] Yo les enseño técnicas de análisis de datos, estrategias de investigación, estadística, software especializado</w:t>
+        <w:t>Yo les enseño técnicas de análisis de datos, estrategias de investigación, estadística, software especializado</w:t>
       </w:r>
       <w:r>
         <w:rPr>
@@ -5350,7 +5350,7 @@
           <w:sz w:val="24"/>
           <w:szCs w:val="24"/>
         </w:rPr>
-        <w:t xml:space="preserve">[26:49 - 26:59] Pero no me cuesta mucho trabajo porque los estudiantes vienen con unas buenas competencias. Yo </w:t>
+        <w:t xml:space="preserve">Pero no me cuesta mucho trabajo porque los estudiantes vienen con unas buenas competencias. Yo </w:t>
       </w:r>
       <w:r>
         <w:rPr>
@@ -5384,7 +5384,7 @@
           <w:sz w:val="24"/>
           <w:szCs w:val="24"/>
         </w:rPr>
-        <w:t xml:space="preserve">[27:00 - 27:10] Y cuando lo dicté, salí corriendo porque eso, esas condiciones de la </w:t>
+        <w:t xml:space="preserve">Y cuando lo dicté, salí corriendo porque eso, esas condiciones de la </w:t>
       </w:r>
       <w:r>
         <w:rPr>
@@ -5418,7 +5418,7 @@
           <w:sz w:val="24"/>
           <w:szCs w:val="24"/>
         </w:rPr>
-        <w:t>[27:10 - 27:22] Eso, mira, Eduardo, dictar como hace 15 años te lo contaba, una clase en ese campus donde hacen un</w:t>
+        <w:t>Eso, mira, Eduardo, dictar como hace 15 años te lo contaba, una clase en ese campus donde hacen un</w:t>
       </w:r>
       <w:r>
         <w:rPr>
@@ -5607,7 +5607,7 @@
           <w:sz w:val="24"/>
           <w:szCs w:val="24"/>
         </w:rPr>
-        <w:t>[27:41 - 27:53] Yo trabajo en la 127, abajito</w:t>
+        <w:t>Yo trabajo en la 127, abajito</w:t>
       </w:r>
       <w:r>
         <w:rPr>
@@ -5649,25 +5649,25 @@
           <w:sz w:val="24"/>
           <w:szCs w:val="24"/>
         </w:rPr>
-        <w:t>[27:53 - 28:05] Claro, abajo hay unas casas prefabricadas que son del doctorado. Entonces, aquí yo tengo mi oficina. Zonas verdes, tranquilidad, pero allá es muy difícil.</w:t>
-      </w:r>
-    </w:p>
-    <w:p>
-      <w:pPr>
-        <w:jc w:val="both"/>
-        <w:rPr>
-          <w:rFonts w:ascii="Arial" w:hAnsi="Arial" w:cs="Arial"/>
-          <w:sz w:val="24"/>
-          <w:szCs w:val="24"/>
-        </w:rPr>
-      </w:pPr>
-      <w:r>
-        <w:rPr>
-          <w:rFonts w:ascii="Arial" w:hAnsi="Arial" w:cs="Arial"/>
-          <w:sz w:val="24"/>
-          <w:szCs w:val="24"/>
-        </w:rPr>
-        <w:t>[28:06 - 28:16] Y no, como te digo, pues soy feliz enseñando aquí a nivel de doctorado. Los estudiantes son, como te digo, muy buenos</w:t>
+        <w:t>Claro, abajo hay unas casas prefabricadas que son del doctorado. Entonces, aquí yo tengo mi oficina. Zonas verdes, tranquilidad, pero allá es muy difícil.</w:t>
+      </w:r>
+    </w:p>
+    <w:p>
+      <w:pPr>
+        <w:jc w:val="both"/>
+        <w:rPr>
+          <w:rFonts w:ascii="Arial" w:hAnsi="Arial" w:cs="Arial"/>
+          <w:sz w:val="24"/>
+          <w:szCs w:val="24"/>
+        </w:rPr>
+      </w:pPr>
+      <w:r>
+        <w:rPr>
+          <w:rFonts w:ascii="Arial" w:hAnsi="Arial" w:cs="Arial"/>
+          <w:sz w:val="24"/>
+          <w:szCs w:val="24"/>
+        </w:rPr>
+        <w:t>Y no, como te digo, pues soy feliz enseñando aquí a nivel de doctorado. Los estudiantes son, como te digo, muy buenos</w:t>
       </w:r>
       <w:r>
         <w:rPr>
@@ -5701,7 +5701,7 @@
           <w:sz w:val="24"/>
           <w:szCs w:val="24"/>
         </w:rPr>
-        <w:t>[28:17 - 28:30] Y yo particularmente les enfatizo mucho en que deben ellos contribuir a transformar la sociedad a través del trabajo con sus estudiantes</w:t>
+        <w:t>Y yo particularmente les enfatizo mucho en que deben ellos contribuir a transformar la sociedad a través del trabajo con sus estudiantes</w:t>
       </w:r>
       <w:r>
         <w:rPr>
@@ -5735,7 +5735,7 @@
           <w:sz w:val="24"/>
           <w:szCs w:val="24"/>
         </w:rPr>
-        <w:t xml:space="preserve">[28:30 - 28:40] Que no se vea simplemente una búsqueda de un título para que les paguen mejor, sino que realmente sean agentes de cambio. </w:t>
+        <w:t xml:space="preserve">Que no se vea simplemente una búsqueda de un título para que les paguen mejor, sino que realmente sean agentes de cambio. </w:t>
       </w:r>
     </w:p>
     <w:p>
@@ -5809,7 +5809,7 @@
           <w:sz w:val="24"/>
           <w:szCs w:val="24"/>
         </w:rPr>
-        <w:t xml:space="preserve">[28:40 - 28:51] Oye, y </w:t>
+        <w:t xml:space="preserve">Oye, y </w:t>
       </w:r>
       <w:r>
         <w:rPr>
@@ -5889,7 +5889,7 @@
           <w:sz w:val="24"/>
           <w:szCs w:val="24"/>
         </w:rPr>
-        <w:t xml:space="preserve">[28:53 - 29:06] Bueno, a ver, yo ofrezco un seminario al año, mejor dicho, un seminario cada semestre. </w:t>
+        <w:t xml:space="preserve">Bueno, a ver, yo ofrezco un seminario al año, mejor dicho, un seminario cada semestre. </w:t>
       </w:r>
       <w:r>
         <w:rPr>
@@ -5923,25 +5923,25 @@
           <w:sz w:val="24"/>
           <w:szCs w:val="24"/>
         </w:rPr>
-        <w:t>[29:06 - 29:17] Mi carga principalmente es investigación. Pero claro, yo soy de los pocos profesores que tienes una carga así. Soy un profesor privilegiado, pero también porque me lo he ganado.</w:t>
-      </w:r>
-    </w:p>
-    <w:p>
-      <w:pPr>
-        <w:jc w:val="both"/>
-        <w:rPr>
-          <w:rFonts w:ascii="Arial" w:hAnsi="Arial" w:cs="Arial"/>
-          <w:sz w:val="24"/>
-          <w:szCs w:val="24"/>
-        </w:rPr>
-      </w:pPr>
-      <w:r>
-        <w:rPr>
-          <w:rFonts w:ascii="Arial" w:hAnsi="Arial" w:cs="Arial"/>
-          <w:sz w:val="24"/>
-          <w:szCs w:val="24"/>
-        </w:rPr>
-        <w:t xml:space="preserve">[29:17 - 29:30] No es que, porque sí, </w:t>
+        <w:t>Mi carga principalmente es investigación. Pero claro, yo soy de los pocos profesores que tienes una carga así. Soy un profesor privilegiado, pero también porque me lo he ganado.</w:t>
+      </w:r>
+    </w:p>
+    <w:p>
+      <w:pPr>
+        <w:jc w:val="both"/>
+        <w:rPr>
+          <w:rFonts w:ascii="Arial" w:hAnsi="Arial" w:cs="Arial"/>
+          <w:sz w:val="24"/>
+          <w:szCs w:val="24"/>
+        </w:rPr>
+      </w:pPr>
+      <w:r>
+        <w:rPr>
+          <w:rFonts w:ascii="Arial" w:hAnsi="Arial" w:cs="Arial"/>
+          <w:sz w:val="24"/>
+          <w:szCs w:val="24"/>
+        </w:rPr>
+        <w:t xml:space="preserve">No es que, porque sí, </w:t>
       </w:r>
       <w:r>
         <w:rPr>
@@ -5992,7 +5992,7 @@
           <w:szCs w:val="24"/>
         </w:rPr>
         <w:lastRenderedPageBreak/>
-        <w:t xml:space="preserve">[29:30 - 29:40] Con ellos </w:t>
+        <w:t xml:space="preserve">Con ellos </w:t>
       </w:r>
       <w:r>
         <w:rPr>
@@ -6058,25 +6058,25 @@
           <w:sz w:val="24"/>
           <w:szCs w:val="24"/>
         </w:rPr>
-        <w:t>[29:40 - 29:47] Tres exámenes de candidatura que equivalen dos a publicaciones en revistas indexadas.</w:t>
-      </w:r>
-    </w:p>
-    <w:p>
-      <w:pPr>
-        <w:jc w:val="both"/>
-        <w:rPr>
-          <w:rFonts w:ascii="Arial" w:hAnsi="Arial" w:cs="Arial"/>
-          <w:sz w:val="24"/>
-          <w:szCs w:val="24"/>
-        </w:rPr>
-      </w:pPr>
-      <w:r>
-        <w:rPr>
-          <w:rFonts w:ascii="Arial" w:hAnsi="Arial" w:cs="Arial"/>
-          <w:sz w:val="24"/>
-          <w:szCs w:val="24"/>
-        </w:rPr>
-        <w:t>[29:48 - 29:59] Y entonces mis estudiantes, los que yo tutoreo, pues trabajan conmigo. Son muy buenos. Yo los guío y obviamente los formo durante el curso.</w:t>
+        <w:t>Tres exámenes de candidatura que equivalen dos a publicaciones en revistas indexadas.</w:t>
+      </w:r>
+    </w:p>
+    <w:p>
+      <w:pPr>
+        <w:jc w:val="both"/>
+        <w:rPr>
+          <w:rFonts w:ascii="Arial" w:hAnsi="Arial" w:cs="Arial"/>
+          <w:sz w:val="24"/>
+          <w:szCs w:val="24"/>
+        </w:rPr>
+      </w:pPr>
+      <w:r>
+        <w:rPr>
+          <w:rFonts w:ascii="Arial" w:hAnsi="Arial" w:cs="Arial"/>
+          <w:sz w:val="24"/>
+          <w:szCs w:val="24"/>
+        </w:rPr>
+        <w:t>Y entonces mis estudiantes, los que yo tutoreo, pues trabajan conmigo. Son muy buenos. Yo los guío y obviamente los formo durante el curso.</w:t>
       </w:r>
     </w:p>
     <w:p>
